--- a/24CE043_AWDF_Practical_7_to_12.docx
+++ b/24CE043_AWDF_Practical_7_to_12.docx
@@ -5398,7 +5398,7 @@
                 <w:color w:val="2563EB"/>
                 <w:u w:val="single"/>
               </w:rPr>
-              <w:t>https://github.com/kavyamrutiya/ITUE301-AWDF-Practicals/tree/ma</w:t>
+              <w:t>https://github.com/CharmiDesai99/ITUE301-AWDF-Practicals/tree/ma</w:t>
             </w:r>
             <w:r>
               <w:rPr>
@@ -5421,7 +5421,7 @@
                 <w:sz w:val="20"/>
                 <w:szCs w:val="20"/>
               </w:rPr>
-              <w:t>• Repository: https://github.com/kavyamrutiya/ITUE301-AWDF-Practicals</w:t>
+              <w:t>• Repository: https://github.com/CharmiDesai99/ITUE301-AWDF-Practicals</w:t>
             </w:r>
           </w:p>
           <w:p>
@@ -9253,7 +9253,7 @@
                 <w:color w:val="2563EB"/>
                 <w:u w:val="single"/>
               </w:rPr>
-              <w:t>https://github.com/kavyamrutiya/ITUE301-AWDF-Practicals/tree/main/Practical_08_</w:t>
+              <w:t>https://github.com/CharmiDesai99/ITUE301-AWDF-Practicals/tree/main/Practical_08_</w:t>
             </w:r>
             <w:r>
               <w:rPr>
@@ -9276,7 +9276,7 @@
                 <w:sz w:val="20"/>
                 <w:szCs w:val="20"/>
               </w:rPr>
-              <w:t>• Repository: https://github.com/kavyamrutiya/ITUE301-AWDF-Practicals</w:t>
+              <w:t>• Repository: https://github.com/CharmiDesai99/ITUE301-AWDF-Practicals</w:t>
             </w:r>
           </w:p>
           <w:p>
@@ -14544,7 +14544,7 @@
                 <w:color w:val="2563EB"/>
                 <w:u w:val="single"/>
               </w:rPr>
-              <w:t>https://github.com/kavyamrutiya/ITUE301-AWDF-Practicals/tree/main/Practical_09_Caching</w:t>
+              <w:t>https://github.com/CharmiDesai99/ITUE301-AWDF-Practicals/tree/main/Practical_09_Caching</w:t>
             </w:r>
           </w:p>
           <w:p>
@@ -14567,7 +14567,7 @@
                 <w:sz w:val="20"/>
                 <w:szCs w:val="20"/>
               </w:rPr>
-              <w:t>https://github.com/kavyamrutiya/ITUE301-AWDF-Practicals</w:t>
+              <w:t>https://github.com/CharmiDesai99/ITUE301-AWDF-Practicals</w:t>
             </w:r>
           </w:p>
           <w:p>
@@ -19845,7 +19845,7 @@
                 <w:color w:val="2563EB"/>
                 <w:u w:val="single"/>
               </w:rPr>
-              <w:t>https://github.com/kavyamrutiya/ITUE301-AWDF-Practicals/tree/main/Practical_10_EventEmitter</w:t>
+              <w:t>https://github.com/CharmiDesai99/ITUE301-AWDF-Practicals/tree/main/Practical_10_EventEmitter</w:t>
             </w:r>
           </w:p>
           <w:p>
@@ -19859,7 +19859,7 @@
                 <w:sz w:val="20"/>
                 <w:szCs w:val="20"/>
               </w:rPr>
-              <w:t>• Repository: https://github.com/kavyamrutiya/ITUE301-AWDF-Practicals</w:t>
+              <w:t>• Repository: https://github.com/CharmiDesai99/ITUE301-AWDF-Practicals</w:t>
             </w:r>
           </w:p>
           <w:p>
@@ -23913,7 +23913,7 @@
                 <w:color w:val="2563EB"/>
                 <w:u w:val="single"/>
               </w:rPr>
-              <w:t>https://github.com/kavyamrutiya/ITUE301-AWDF-Practicals/tree/main/Practical_11_Docker</w:t>
+              <w:t>https://github.com/CharmiDesai99/ITUE301-AWDF-Practicals/tree/main/Practical_11_Docker</w:t>
             </w:r>
           </w:p>
           <w:p>
@@ -23927,7 +23927,7 @@
                 <w:sz w:val="20"/>
                 <w:szCs w:val="20"/>
               </w:rPr>
-              <w:t>• Repository: https://github.com/kavyamrutiya/ITUE301-AWDF-Practicals</w:t>
+              <w:t>• Repository: https://github.com/CharmiDesai99/ITUE301-AWDF-Practicals</w:t>
             </w:r>
           </w:p>
           <w:p>
@@ -28774,7 +28774,7 @@
                 <w:color w:val="2563EB"/>
                 <w:u w:val="single"/>
               </w:rPr>
-              <w:t>https://github.com/kavyamrutiya/ITUE301-AWDF-Practicals/tree/main/Practical_12_CI_CD_Pipeline</w:t>
+              <w:t>https://github.com/CharmiDesai99/ITUE301-AWDF-Practicals/tree/main/Practical_12_CI_CD_Pipeline</w:t>
             </w:r>
           </w:p>
           <w:p>
@@ -28797,7 +28797,7 @@
                 <w:sz w:val="20"/>
                 <w:szCs w:val="20"/>
               </w:rPr>
-              <w:t>https://github.com/kavyamrutiya/ITUE301-AWDF-Practicals</w:t>
+              <w:t>https://github.com/CharmiDesai99/ITUE301-AWDF-Practicals</w:t>
             </w:r>
           </w:p>
           <w:p>

--- a/24CE043_AWDF_Practical_7_to_12.docx
+++ b/24CE043_AWDF_Practical_7_to_12.docx
@@ -24889,7 +24889,7 @@
                 <w:sz w:val="17"/>
                 <w:szCs w:val="17"/>
               </w:rPr>
-              <w:t>Kavy</w:t>
+              <w:t>Charmi</w:t>
             </w:r>
             <w:proofErr w:type="spellEnd"/>
             <w:r>
